--- a/MAU BB TO TUNG/BAN ĐẦU/3.1 YEU CAU TRA CUU 206.docx
+++ b/MAU BB TO TUNG/BAN ĐẦU/3.1 YEU CAU TRA CUU 206.docx
@@ -1048,7 +1048,7 @@
     <w:p>
       <w:pPr>
         <w:tabs>
-          <w:tab w:val="right" w:pos="7230"/>
+          <w:tab w:val="right" w:pos="7371"/>
           <w:tab w:val="left" w:leader="dot" w:pos="9356"/>
         </w:tabs>
         <w:spacing w:before="120" w:after="120"/>
@@ -1157,7 +1157,17 @@
           <w:sz w:val="16"/>
           <w:lang w:val="en-US"/>
         </w:rPr>
-        <w:t xml:space="preserve">                                                                          </w:t>
+        <w:tab/>
+      </w:r>
+      <w:r>
+        <w:rPr>
+          <w:rFonts w:ascii="Times New Roman" w:eastAsia="Times New Roman" w:hAnsi="Times New Roman" w:cs="Times New Roman"/>
+          <w:color w:val="auto"/>
+          <w:spacing w:val="-2"/>
+          <w:sz w:val="16"/>
+          <w:lang w:val="en-US"/>
+        </w:rPr>
+        <w:t xml:space="preserve"> </w:t>
       </w:r>
       <w:r>
         <w:rPr>
@@ -1252,10 +1262,6 @@
     </w:p>
     <w:p>
       <w:pPr>
-        <w:tabs>
-          <w:tab w:val="right" w:pos="4395"/>
-          <w:tab w:val="left" w:leader="dot" w:pos="9356"/>
-        </w:tabs>
         <w:spacing w:before="120" w:after="120"/>
         <w:jc w:val="both"/>
         <w:rPr>
@@ -1313,10 +1319,55 @@
           <w:rFonts w:ascii="Times New Roman" w:eastAsia="Times New Roman" w:hAnsi="Times New Roman" w:cs="Times New Roman"/>
           <w:color w:val="auto"/>
           <w:spacing w:val="-2"/>
-          <w:sz w:val="16"/>
-          <w:lang w:val="en-US"/>
-        </w:rPr>
-        <w:t xml:space="preserve">                                                                          </w:t>
+          <w:sz w:val="26"/>
+          <w:szCs w:val="26"/>
+          <w:lang w:val="en-US"/>
+        </w:rPr>
+        <w:tab/>
+      </w:r>
+      <w:r>
+        <w:rPr>
+          <w:rFonts w:ascii="Times New Roman" w:eastAsia="Times New Roman" w:hAnsi="Times New Roman" w:cs="Times New Roman"/>
+          <w:color w:val="auto"/>
+          <w:spacing w:val="-2"/>
+          <w:sz w:val="26"/>
+          <w:szCs w:val="26"/>
+          <w:lang w:val="en-US"/>
+        </w:rPr>
+        <w:tab/>
+      </w:r>
+      <w:r>
+        <w:rPr>
+          <w:rFonts w:ascii="Times New Roman" w:eastAsia="Times New Roman" w:hAnsi="Times New Roman" w:cs="Times New Roman"/>
+          <w:color w:val="auto"/>
+          <w:spacing w:val="-2"/>
+          <w:sz w:val="26"/>
+          <w:szCs w:val="26"/>
+          <w:lang w:val="en-US"/>
+        </w:rPr>
+        <w:tab/>
+      </w:r>
+      <w:r>
+        <w:rPr>
+          <w:rFonts w:ascii="Times New Roman" w:eastAsia="Times New Roman" w:hAnsi="Times New Roman" w:cs="Times New Roman"/>
+          <w:color w:val="auto"/>
+          <w:spacing w:val="-2"/>
+          <w:sz w:val="26"/>
+          <w:szCs w:val="26"/>
+          <w:lang w:val="en-US"/>
+        </w:rPr>
+        <w:tab/>
+      </w:r>
+      <w:r>
+        <w:rPr>
+          <w:rFonts w:ascii="Times New Roman" w:eastAsia="Times New Roman" w:hAnsi="Times New Roman" w:cs="Times New Roman"/>
+          <w:color w:val="auto"/>
+          <w:spacing w:val="-2"/>
+          <w:sz w:val="26"/>
+          <w:szCs w:val="26"/>
+          <w:lang w:val="en-US"/>
+        </w:rPr>
+        <w:tab/>
       </w:r>
       <w:r>
         <w:rPr>
@@ -1448,26 +1499,6 @@
           <w:lang w:val="en-US"/>
         </w:rPr>
         <w:t>}</w:t>
-      </w:r>
-      <w:r>
-        <w:rPr>
-          <w:rFonts w:ascii="Times New Roman" w:eastAsia="Times New Roman" w:hAnsi="Times New Roman" w:cs="Times New Roman"/>
-          <w:color w:val="auto"/>
-          <w:spacing w:val="-2"/>
-          <w:sz w:val="16"/>
-          <w:lang w:val="en-US"/>
-        </w:rPr>
-        <w:t xml:space="preserve">  </w:t>
-      </w:r>
-      <w:r>
-        <w:rPr>
-          <w:rFonts w:ascii="Times New Roman" w:eastAsia="Times New Roman" w:hAnsi="Times New Roman" w:cs="Times New Roman"/>
-          <w:color w:val="auto"/>
-          <w:spacing w:val="-2"/>
-          <w:sz w:val="16"/>
-          <w:lang w:val="en-US"/>
-        </w:rPr>
-        <w:t xml:space="preserve">   </w:t>
       </w:r>
       <w:r>
         <w:rPr>
